--- a/Evaluation/Reviewer Material/Cases/Q3/sample4.docx
+++ b/Evaluation/Reviewer Material/Cases/Q3/sample4.docx
@@ -12,8 +12,8 @@
           <w:b/>
           <w:bCs/>
           <w:color w:val="1F4E5F"/>
-          <w:sz w:val="36"/>
-          <w:szCs w:val="36"/>
+          <w:sz w:val="32"/>
+          <w:szCs w:val="32"/>
         </w:rPr>
         <w:t xml:space="preserve">Response Transcript — Sample 4</w:t>
       </w:r>
@@ -21,18 +21,14 @@
     <w:p>
       <w:pPr>
         <w:pBdr>
-          <w:bottom w:val="single" w:color="BFBFBF" w:sz="6" w:space="1"/>
+          <w:bottom w:val="single" w:color="1F4E5F" w:sz="8" w:space="4"/>
         </w:pBdr>
         <w:spacing w:after="240"/>
       </w:pPr>
     </w:p>
     <w:p>
       <w:pPr>
-        <w:pStyle w:val="Heading1"/>
-        <w:pBdr>
-          <w:bottom w:val="single" w:color="1F4E5F" w:sz="6" w:space="4"/>
-        </w:pBdr>
-        <w:spacing w:after="160" w:before="300"/>
+        <w:spacing w:after="120"/>
       </w:pPr>
       <w:r>
         <w:rPr>
@@ -40,8 +36,8 @@
           <w:b/>
           <w:bCs/>
           <w:color w:val="1F4E5F"/>
-          <w:sz w:val="28"/>
-          <w:szCs w:val="28"/>
+          <w:sz w:val="22"/>
+          <w:szCs w:val="22"/>
         </w:rPr>
         <w:t xml:space="preserve">User Query</w:t>
       </w:r>
@@ -52,7 +48,7 @@
           <w:left w:val="single" w:color="1F4E5F" w:sz="12" w:space="8"/>
         </w:pBdr>
         <w:spacing w:after="280"/>
-        <w:ind w:left="431"/>
+        <w:ind w:left="360"/>
       </w:pPr>
       <w:r>
         <w:rPr>
@@ -62,16 +58,12 @@
           <w:sz w:val="22"/>
           <w:szCs w:val="22"/>
         </w:rPr>
-        <w:t xml:space="preserve">Get me the US case: United States v. Meridian Fastener Corp., No. 1:26-cr-00214 (E.D. Pa.)</w:t>
-      </w:r>
-    </w:p>
-    <w:p>
-      <w:pPr>
-        <w:pStyle w:val="Heading1"/>
-        <w:pBdr>
-          <w:bottom w:val="single" w:color="1F4E5F" w:sz="6" w:space="4"/>
-        </w:pBdr>
-        <w:spacing w:after="160" w:before="300"/>
+        <w:t xml:space="preserve">can you get me the EU case AT.40823 by SAP</w:t>
+      </w:r>
+    </w:p>
+    <w:p>
+      <w:pPr>
+        <w:spacing w:after="120"/>
       </w:pPr>
       <w:r>
         <w:rPr>
@@ -79,32 +71,28 @@
           <w:b/>
           <w:bCs/>
           <w:color w:val="1F4E5F"/>
-          <w:sz w:val="28"/>
-          <w:szCs w:val="28"/>
+          <w:sz w:val="22"/>
+          <w:szCs w:val="22"/>
         </w:rPr>
         <w:t xml:space="preserve">System Response</w:t>
       </w:r>
     </w:p>
     <w:p>
       <w:pPr>
-        <w:spacing w:after="200"/>
-      </w:pPr>
-      <w:r>
-        <w:rPr>
-          <w:rFonts w:ascii="Calibri" w:cs="Calibri" w:eastAsia="Calibri" w:hAnsi="Calibri"/>
-          <w:sz w:val="22"/>
-          <w:szCs w:val="22"/>
-        </w:rPr>
-        <w:t xml:space="preserve">I found no matching case in the database. Please provide a case number, company name, or jurisdiction for further assistance.</w:t>
-      </w:r>
-    </w:p>
-    <w:p>
-      <w:pPr>
-        <w:pStyle w:val="Heading1"/>
-        <w:pBdr>
-          <w:bottom w:val="single" w:color="1F4E5F" w:sz="6" w:space="4"/>
-        </w:pBdr>
-        <w:spacing w:after="160" w:before="300"/>
+        <w:spacing w:after="160"/>
+      </w:pPr>
+      <w:r>
+        <w:rPr>
+          <w:rFonts w:ascii="Calibri" w:cs="Calibri" w:eastAsia="Calibri" w:hAnsi="Calibri"/>
+          <w:sz w:val="22"/>
+          <w:szCs w:val="22"/>
+        </w:rPr>
+        <w:t xml:space="preserve">Here's the case:</w:t>
+      </w:r>
+    </w:p>
+    <w:p>
+      <w:pPr>
+        <w:spacing w:after="120" w:before="160"/>
       </w:pPr>
       <w:r>
         <w:rPr>
@@ -112,29 +100,546 @@
           <w:b/>
           <w:bCs/>
           <w:color w:val="1F4E5F"/>
-          <w:sz w:val="28"/>
-          <w:szCs w:val="28"/>
+          <w:sz w:val="22"/>
+          <w:szCs w:val="22"/>
+        </w:rPr>
+        <w:t xml:space="preserve">Case AT.40823 – SAP ERP aftermarket support services</w:t>
+      </w:r>
+    </w:p>
+    <w:p>
+      <w:pPr>
+        <w:pStyle w:val="ListParagraph"/>
+        <w:numPr>
+          <w:ilvl w:val="0"/>
+          <w:numId w:val="1"/>
+        </w:numPr>
+        <w:spacing w:after="120"/>
+      </w:pPr>
+      <w:r>
+        <w:rPr>
+          <w:rFonts w:ascii="Calibri" w:cs="Calibri" w:eastAsia="Calibri" w:hAnsi="Calibri"/>
+          <w:b/>
+          <w:bCs/>
+          <w:sz w:val="22"/>
+          <w:szCs w:val="22"/>
+        </w:rPr>
+        <w:t xml:space="preserve">Type: </w:t>
+      </w:r>
+      <w:r>
+        <w:rPr>
+          <w:rFonts w:ascii="Calibri" w:cs="Calibri" w:eastAsia="Calibri" w:hAnsi="Calibri"/>
+          <w:sz w:val="22"/>
+          <w:szCs w:val="22"/>
+        </w:rPr>
+        <w:t xml:space="preserve">European Commission antitrust investigation into abuse of dominant position (Article 102 TFEU)</w:t>
+      </w:r>
+    </w:p>
+    <w:p>
+      <w:pPr>
+        <w:pStyle w:val="ListParagraph"/>
+        <w:numPr>
+          <w:ilvl w:val="0"/>
+          <w:numId w:val="1"/>
+        </w:numPr>
+        <w:spacing w:after="120"/>
+      </w:pPr>
+      <w:r>
+        <w:rPr>
+          <w:rFonts w:ascii="Calibri" w:cs="Calibri" w:eastAsia="Calibri" w:hAnsi="Calibri"/>
+          <w:b/>
+          <w:bCs/>
+          <w:sz w:val="22"/>
+          <w:szCs w:val="22"/>
+        </w:rPr>
+        <w:t xml:space="preserve">Opened: </w:t>
+      </w:r>
+      <w:r>
+        <w:rPr>
+          <w:rFonts w:ascii="Calibri" w:cs="Calibri" w:eastAsia="Calibri" w:hAnsi="Calibri"/>
+          <w:sz w:val="22"/>
+          <w:szCs w:val="22"/>
+        </w:rPr>
+        <w:t xml:space="preserve">September 2025 </w:t>
+      </w:r>
+      <w:hyperlink w:history="1" r:id="rIdzjjrjgwilytbiun61di8n">
+        <w:r>
+          <w:rPr>
+            <w:rStyle w:val="Hyperlink"/>
+            <w:rFonts w:ascii="Calibri" w:cs="Calibri" w:eastAsia="Calibri" w:hAnsi="Calibri"/>
+            <w:sz w:val="22"/>
+            <w:szCs w:val="22"/>
+          </w:rPr>
+          <w:t xml:space="preserve">[1]</w:t>
+        </w:r>
+      </w:hyperlink>
+    </w:p>
+    <w:p>
+      <w:pPr>
+        <w:pStyle w:val="ListParagraph"/>
+        <w:numPr>
+          <w:ilvl w:val="0"/>
+          <w:numId w:val="1"/>
+        </w:numPr>
+        <w:spacing w:after="120"/>
+      </w:pPr>
+      <w:r>
+        <w:rPr>
+          <w:rFonts w:ascii="Calibri" w:cs="Calibri" w:eastAsia="Calibri" w:hAnsi="Calibri"/>
+          <w:b/>
+          <w:bCs/>
+          <w:sz w:val="22"/>
+          <w:szCs w:val="22"/>
+        </w:rPr>
+        <w:t xml:space="preserve">Subject: </w:t>
+      </w:r>
+      <w:r>
+        <w:rPr>
+          <w:rFonts w:ascii="Calibri" w:cs="Calibri" w:eastAsia="Calibri" w:hAnsi="Calibri"/>
+          <w:sz w:val="22"/>
+          <w:szCs w:val="22"/>
+        </w:rPr>
+        <w:t xml:space="preserve">Concerns that SAP restricted competition in the maintenance and support aftermarket for its ERP software, making it harder for rivals to compete and leaving European customers with fewer choices and higher costs </w:t>
+      </w:r>
+      <w:hyperlink w:history="1" r:id="rId7kfkr5qg_frc36xchqzrk">
+        <w:r>
+          <w:rPr>
+            <w:rStyle w:val="Hyperlink"/>
+            <w:rFonts w:ascii="Calibri" w:cs="Calibri" w:eastAsia="Calibri" w:hAnsi="Calibri"/>
+            <w:sz w:val="22"/>
+            <w:szCs w:val="22"/>
+          </w:rPr>
+          <w:t xml:space="preserve">[2]</w:t>
+        </w:r>
+      </w:hyperlink>
+    </w:p>
+    <w:p>
+      <w:pPr>
+        <w:pStyle w:val="ListParagraph"/>
+        <w:numPr>
+          <w:ilvl w:val="0"/>
+          <w:numId w:val="1"/>
+        </w:numPr>
+        <w:spacing w:after="120"/>
+      </w:pPr>
+      <w:r>
+        <w:rPr>
+          <w:rFonts w:ascii="Calibri" w:cs="Calibri" w:eastAsia="Calibri" w:hAnsi="Calibri"/>
+          <w:b/>
+          <w:bCs/>
+          <w:sz w:val="22"/>
+          <w:szCs w:val="22"/>
+        </w:rPr>
+        <w:t xml:space="preserve">Alleged practices: </w:t>
+      </w:r>
+      <w:r>
+        <w:rPr>
+          <w:rFonts w:ascii="Calibri" w:cs="Calibri" w:eastAsia="Calibri" w:hAnsi="Calibri"/>
+          <w:sz w:val="22"/>
+          <w:szCs w:val="22"/>
+        </w:rPr>
+        <w:t xml:space="preserve">Four practices regulators found may have breached Article 102 of the TFEU, which prohibits abuse of a dominant market position </w:t>
+      </w:r>
+      <w:hyperlink w:history="1" r:id="rIdsuh-0oapbdv0runllb7ih">
+        <w:r>
+          <w:rPr>
+            <w:rStyle w:val="Hyperlink"/>
+            <w:rFonts w:ascii="Calibri" w:cs="Calibri" w:eastAsia="Calibri" w:hAnsi="Calibri"/>
+            <w:sz w:val="22"/>
+            <w:szCs w:val="22"/>
+          </w:rPr>
+          <w:t xml:space="preserve">[1]</w:t>
+        </w:r>
+      </w:hyperlink>
+    </w:p>
+    <w:p>
+      <w:pPr>
+        <w:pStyle w:val="ListParagraph"/>
+        <w:numPr>
+          <w:ilvl w:val="0"/>
+          <w:numId w:val="1"/>
+        </w:numPr>
+        <w:spacing w:after="120"/>
+      </w:pPr>
+      <w:r>
+        <w:rPr>
+          <w:rFonts w:ascii="Calibri" w:cs="Calibri" w:eastAsia="Calibri" w:hAnsi="Calibri"/>
+          <w:b/>
+          <w:bCs/>
+          <w:sz w:val="22"/>
+          <w:szCs w:val="22"/>
+        </w:rPr>
+        <w:t xml:space="preserve">Resolution: </w:t>
+      </w:r>
+      <w:r>
+        <w:rPr>
+          <w:rFonts w:ascii="Calibri" w:cs="Calibri" w:eastAsia="Calibri" w:hAnsi="Calibri"/>
+          <w:sz w:val="22"/>
+          <w:szCs w:val="22"/>
+        </w:rPr>
+        <w:t xml:space="preserve">A commitments decision adopted on 9 July 2026 under Article 9(1) of Regulation (EC) 1/2003 — SAP offered commitments and the Commission made them binding for ten years, with no finding of abuse or infringement </w:t>
+      </w:r>
+      <w:hyperlink w:history="1" r:id="rIdkmv1ypwflexglea_uq2ds">
+        <w:r>
+          <w:rPr>
+            <w:rStyle w:val="Hyperlink"/>
+            <w:rFonts w:ascii="Calibri" w:cs="Calibri" w:eastAsia="Calibri" w:hAnsi="Calibri"/>
+            <w:sz w:val="22"/>
+            <w:szCs w:val="22"/>
+          </w:rPr>
+          <w:t xml:space="preserve">[3]</w:t>
+        </w:r>
+      </w:hyperlink>
+    </w:p>
+    <w:p>
+      <w:pPr>
+        <w:pStyle w:val="ListParagraph"/>
+        <w:numPr>
+          <w:ilvl w:val="0"/>
+          <w:numId w:val="1"/>
+        </w:numPr>
+        <w:spacing w:after="120"/>
+      </w:pPr>
+      <w:r>
+        <w:rPr>
+          <w:rFonts w:ascii="Calibri" w:cs="Calibri" w:eastAsia="Calibri" w:hAnsi="Calibri"/>
+          <w:b/>
+          <w:bCs/>
+          <w:sz w:val="22"/>
+          <w:szCs w:val="22"/>
+        </w:rPr>
+        <w:t xml:space="preserve">Key remedies: </w:t>
+      </w:r>
+      <w:r>
+        <w:rPr>
+          <w:rFonts w:ascii="Calibri" w:cs="Calibri" w:eastAsia="Calibri" w:hAnsi="Calibri"/>
+          <w:sz w:val="22"/>
+          <w:szCs w:val="22"/>
+        </w:rPr>
+        <w:t xml:space="preserve">Abolishing reinstatement fees and granting new rights to split maintenance contracts across providers </w:t>
+      </w:r>
+      <w:hyperlink w:history="1" r:id="rIdi4cmubfidrczh_dj9iayj">
+        <w:r>
+          <w:rPr>
+            <w:rStyle w:val="Hyperlink"/>
+            <w:rFonts w:ascii="Calibri" w:cs="Calibri" w:eastAsia="Calibri" w:hAnsi="Calibri"/>
+            <w:sz w:val="22"/>
+            <w:szCs w:val="22"/>
+          </w:rPr>
+          <w:t xml:space="preserve">[1]</w:t>
+        </w:r>
+      </w:hyperlink>
+    </w:p>
+    <w:p>
+      <w:pPr>
+        <w:pStyle w:val="ListParagraph"/>
+        <w:numPr>
+          <w:ilvl w:val="0"/>
+          <w:numId w:val="1"/>
+        </w:numPr>
+        <w:spacing w:after="120"/>
+      </w:pPr>
+      <w:r>
+        <w:rPr>
+          <w:rFonts w:ascii="Calibri" w:cs="Calibri" w:eastAsia="Calibri" w:hAnsi="Calibri"/>
+          <w:b/>
+          <w:bCs/>
+          <w:sz w:val="22"/>
+          <w:szCs w:val="22"/>
+        </w:rPr>
+        <w:t xml:space="preserve">Legal effect: </w:t>
+      </w:r>
+      <w:r>
+        <w:rPr>
+          <w:rFonts w:ascii="Calibri" w:cs="Calibri" w:eastAsia="Calibri" w:hAnsi="Calibri"/>
+          <w:sz w:val="22"/>
+          <w:szCs w:val="22"/>
+        </w:rPr>
+        <w:t xml:space="preserve">The commitments are legally binding on SAP and a violation can trigger fines, but the case produced a settlement rather than an infringement ruling, so SAP did not admit wrongdoing and no other company is legally required to comply with the same terms </w:t>
+      </w:r>
+      <w:hyperlink w:history="1" r:id="rId80lk-vmrj1gf757ulf2ne">
+        <w:r>
+          <w:rPr>
+            <w:rStyle w:val="Hyperlink"/>
+            <w:rFonts w:ascii="Calibri" w:cs="Calibri" w:eastAsia="Calibri" w:hAnsi="Calibri"/>
+            <w:sz w:val="22"/>
+            <w:szCs w:val="22"/>
+          </w:rPr>
+          <w:t xml:space="preserve">[1]</w:t>
+        </w:r>
+      </w:hyperlink>
+    </w:p>
+    <w:p>
+      <w:pPr>
+        <w:spacing w:after="120" w:before="160"/>
+      </w:pPr>
+      <w:r>
+        <w:rPr>
+          <w:rFonts w:ascii="Calibri" w:cs="Calibri" w:eastAsia="Calibri" w:hAnsi="Calibri"/>
+          <w:b/>
+          <w:bCs/>
+          <w:color w:val="1F4E5F"/>
+          <w:sz w:val="22"/>
+          <w:szCs w:val="22"/>
+        </w:rPr>
+        <w:t xml:space="preserve">Key documents:</w:t>
+      </w:r>
+    </w:p>
+    <w:p>
+      <w:pPr>
+        <w:pStyle w:val="ListParagraph"/>
+        <w:numPr>
+          <w:ilvl w:val="0"/>
+          <w:numId w:val="1"/>
+        </w:numPr>
+        <w:spacing w:after="120"/>
+      </w:pPr>
+      <w:r>
+        <w:rPr>
+          <w:rFonts w:ascii="Calibri" w:cs="Calibri" w:eastAsia="Calibri" w:hAnsi="Calibri"/>
+          <w:b/>
+          <w:bCs/>
+          <w:sz w:val="22"/>
+          <w:szCs w:val="22"/>
+        </w:rPr>
+        <w:t xml:space="preserve">Commission press release (25 Sept 2025 opening): </w:t>
+      </w:r>
+      <w:r>
+        <w:rPr>
+          <w:rFonts w:ascii="Calibri" w:cs="Calibri" w:eastAsia="Calibri" w:hAnsi="Calibri"/>
+          <w:sz w:val="22"/>
+          <w:szCs w:val="22"/>
+        </w:rPr>
+        <w:t xml:space="preserve">IP_25_2163 </w:t>
+      </w:r>
+      <w:hyperlink w:history="1" r:id="rId0-3j1sz-i2y1_9rolubr6">
+        <w:r>
+          <w:rPr>
+            <w:rStyle w:val="Hyperlink"/>
+            <w:rFonts w:ascii="Calibri" w:cs="Calibri" w:eastAsia="Calibri" w:hAnsi="Calibri"/>
+            <w:sz w:val="22"/>
+            <w:szCs w:val="22"/>
+          </w:rPr>
+          <w:t xml:space="preserve">[2]</w:t>
+        </w:r>
+      </w:hyperlink>
+    </w:p>
+    <w:p>
+      <w:pPr>
+        <w:pStyle w:val="ListParagraph"/>
+        <w:numPr>
+          <w:ilvl w:val="0"/>
+          <w:numId w:val="1"/>
+        </w:numPr>
+        <w:spacing w:after="120"/>
+      </w:pPr>
+      <w:r>
+        <w:rPr>
+          <w:rFonts w:ascii="Calibri" w:cs="Calibri" w:eastAsia="Calibri" w:hAnsi="Calibri"/>
+          <w:b/>
+          <w:bCs/>
+          <w:sz w:val="22"/>
+          <w:szCs w:val="22"/>
+        </w:rPr>
+        <w:t xml:space="preserve">SAP's commitments proposal (31 Oct 2025): </w:t>
+      </w:r>
+      <w:r>
+        <w:rPr>
+          <w:rFonts w:ascii="Calibri" w:cs="Calibri" w:eastAsia="Calibri" w:hAnsi="Calibri"/>
+          <w:sz w:val="22"/>
+          <w:szCs w:val="22"/>
+        </w:rPr>
+        <w:t xml:space="preserve">AT_40823_7008.pdf </w:t>
+      </w:r>
+      <w:hyperlink w:history="1" r:id="rIdtjl6ejjpfpuwnnwjtre08">
+        <w:r>
+          <w:rPr>
+            <w:rStyle w:val="Hyperlink"/>
+            <w:rFonts w:ascii="Calibri" w:cs="Calibri" w:eastAsia="Calibri" w:hAnsi="Calibri"/>
+            <w:sz w:val="22"/>
+            <w:szCs w:val="22"/>
+          </w:rPr>
+          <w:t xml:space="preserve">[4]</w:t>
+        </w:r>
+      </w:hyperlink>
+    </w:p>
+    <w:p>
+      <w:pPr>
+        <w:pStyle w:val="ListParagraph"/>
+        <w:numPr>
+          <w:ilvl w:val="0"/>
+          <w:numId w:val="1"/>
+        </w:numPr>
+        <w:spacing w:after="120"/>
+      </w:pPr>
+      <w:r>
+        <w:rPr>
+          <w:rFonts w:ascii="Calibri" w:cs="Calibri" w:eastAsia="Calibri" w:hAnsi="Calibri"/>
+          <w:b/>
+          <w:bCs/>
+          <w:sz w:val="22"/>
+          <w:szCs w:val="22"/>
+        </w:rPr>
+        <w:t xml:space="preserve">Public case register: </w:t>
+      </w:r>
+      <w:r>
+        <w:rPr>
+          <w:rFonts w:ascii="Calibri" w:cs="Calibri" w:eastAsia="Calibri" w:hAnsi="Calibri"/>
+          <w:sz w:val="22"/>
+          <w:szCs w:val="22"/>
+        </w:rPr>
+        <w:t xml:space="preserve">competition-cases.ec.europa.eu/cases/AT.40823 </w:t>
+      </w:r>
+      <w:hyperlink w:history="1" r:id="rIdub8inokefurmmmgszhsr6">
+        <w:r>
+          <w:rPr>
+            <w:rStyle w:val="Hyperlink"/>
+            <w:rFonts w:ascii="Calibri" w:cs="Calibri" w:eastAsia="Calibri" w:hAnsi="Calibri"/>
+            <w:sz w:val="22"/>
+            <w:szCs w:val="22"/>
+          </w:rPr>
+          <w:t xml:space="preserve">[5]</w:t>
+        </w:r>
+      </w:hyperlink>
+    </w:p>
+    <w:p>
+      <w:pPr>
+        <w:spacing w:after="160"/>
+      </w:pPr>
+      <w:r>
+        <w:rPr>
+          <w:rFonts w:ascii="Calibri" w:cs="Calibri" w:eastAsia="Calibri" w:hAnsi="Calibri"/>
+          <w:sz w:val="22"/>
+          <w:szCs w:val="22"/>
+        </w:rPr>
+        <w:t xml:space="preserve">Want me to pull the full commitments text or the final decision document (rather than just the proposal)?</w:t>
+      </w:r>
+    </w:p>
+    <w:p>
+      <w:pPr>
+        <w:spacing w:after="120" w:before="280"/>
+      </w:pPr>
+      <w:r>
+        <w:rPr>
+          <w:rFonts w:ascii="Calibri" w:cs="Calibri" w:eastAsia="Calibri" w:hAnsi="Calibri"/>
+          <w:b/>
+          <w:bCs/>
+          <w:color w:val="1F4E5F"/>
+          <w:sz w:val="22"/>
+          <w:szCs w:val="22"/>
         </w:rPr>
         <w:t xml:space="preserve">Cited Sources</w:t>
       </w:r>
     </w:p>
     <w:p>
-      <w:r>
-        <w:rPr>
-          <w:rFonts w:ascii="Calibri" w:cs="Calibri" w:eastAsia="Calibri" w:hAnsi="Calibri"/>
-          <w:i/>
-          <w:iCs/>
-          <w:sz w:val="22"/>
-          <w:szCs w:val="22"/>
-        </w:rPr>
-        <w:t xml:space="preserve">No source links were included in the original response.</w:t>
-      </w:r>
+      <w:pPr>
+        <w:pStyle w:val="ListParagraph"/>
+        <w:numPr>
+          <w:ilvl w:val="0"/>
+          <w:numId w:val="2"/>
+        </w:numPr>
+        <w:spacing w:after="100"/>
+      </w:pPr>
+      <w:hyperlink w:history="1" r:id="rId7bmohbhdxtjziyvfd-itz">
+        <w:r>
+          <w:rPr>
+            <w:rStyle w:val="Hyperlink"/>
+            <w:rFonts w:ascii="Calibri" w:cs="Calibri" w:eastAsia="Calibri" w:hAnsi="Calibri"/>
+            <w:sz w:val="22"/>
+            <w:szCs w:val="22"/>
+          </w:rPr>
+          <w:t xml:space="preserve">EU binds SAP to decade of ERP aftermarket reforms in landmark antitrust deal — Tech Times</w:t>
+        </w:r>
+      </w:hyperlink>
+    </w:p>
+    <w:p>
+      <w:pPr>
+        <w:pStyle w:val="ListParagraph"/>
+        <w:numPr>
+          <w:ilvl w:val="0"/>
+          <w:numId w:val="2"/>
+        </w:numPr>
+        <w:spacing w:after="100"/>
+      </w:pPr>
+      <w:hyperlink w:history="1" r:id="rIdk7tdgxj-2hu0xyzjwbjra">
+        <w:r>
+          <w:rPr>
+            <w:rStyle w:val="Hyperlink"/>
+            <w:rFonts w:ascii="Calibri" w:cs="Calibri" w:eastAsia="Calibri" w:hAnsi="Calibri"/>
+            <w:sz w:val="22"/>
+            <w:szCs w:val="22"/>
+          </w:rPr>
+          <w:t xml:space="preserve">Commission press release IP_25_2163 (25 September 2025) — European Commission</w:t>
+        </w:r>
+      </w:hyperlink>
+    </w:p>
+    <w:p>
+      <w:pPr>
+        <w:pStyle w:val="ListParagraph"/>
+        <w:numPr>
+          <w:ilvl w:val="0"/>
+          <w:numId w:val="2"/>
+        </w:numPr>
+        <w:spacing w:after="100"/>
+      </w:pPr>
+      <w:hyperlink w:history="1" r:id="rIdbdfuas0n9lfbowuhvovga">
+        <w:r>
+          <w:rPr>
+            <w:rStyle w:val="Hyperlink"/>
+            <w:rFonts w:ascii="Calibri" w:cs="Calibri" w:eastAsia="Calibri" w:hAnsi="Calibri"/>
+            <w:sz w:val="22"/>
+            <w:szCs w:val="22"/>
+          </w:rPr>
+          <w:t xml:space="preserve">SAP AT.40823 case insight — Alkemia</w:t>
+        </w:r>
+      </w:hyperlink>
+    </w:p>
+    <w:p>
+      <w:pPr>
+        <w:pStyle w:val="ListParagraph"/>
+        <w:numPr>
+          <w:ilvl w:val="0"/>
+          <w:numId w:val="2"/>
+        </w:numPr>
+        <w:spacing w:after="100"/>
+      </w:pPr>
+      <w:hyperlink w:history="1" r:id="rIdek7jhuopfgg_2qkb6ihwo">
+        <w:r>
+          <w:rPr>
+            <w:rStyle w:val="Hyperlink"/>
+            <w:rFonts w:ascii="Calibri" w:cs="Calibri" w:eastAsia="Calibri" w:hAnsi="Calibri"/>
+            <w:sz w:val="22"/>
+            <w:szCs w:val="22"/>
+          </w:rPr>
+          <w:t xml:space="preserve">SAP's commitments proposal, AT_40823_7008.pdf (31 October 2025)</w:t>
+        </w:r>
+      </w:hyperlink>
+    </w:p>
+    <w:p>
+      <w:pPr>
+        <w:pStyle w:val="ListParagraph"/>
+        <w:numPr>
+          <w:ilvl w:val="0"/>
+          <w:numId w:val="2"/>
+        </w:numPr>
+        <w:spacing w:after="100"/>
+      </w:pPr>
+      <w:hyperlink w:history="1" r:id="rIdkk7ao8pahzg1z2u1ettgb">
+        <w:r>
+          <w:rPr>
+            <w:rStyle w:val="Hyperlink"/>
+            <w:rFonts w:ascii="Calibri" w:cs="Calibri" w:eastAsia="Calibri" w:hAnsi="Calibri"/>
+            <w:sz w:val="22"/>
+            <w:szCs w:val="22"/>
+          </w:rPr>
+          <w:t xml:space="preserve">Public case register — competition-cases.ec.europa.eu/cases/AT.40823</w:t>
+        </w:r>
+      </w:hyperlink>
     </w:p>
     <w:sectPr>
       <w:headerReference w:type="default" r:id="rId7"/>
       <w:footerReference w:type="default" r:id="rId8"/>
       <w:pgSz w:w="12240" w:h="15840" w:orient="portrait"/>
-      <w:pgMar w:top="1080" w:right="1350" w:bottom="1080" w:left="1350" w:header="708" w:footer="708" w:gutter="0"/>
+      <w:pgMar w:top="1350" w:right="1080" w:bottom="1350" w:left="1080" w:header="708" w:footer="708" w:gutter="0"/>
       <w:pgNumType/>
       <w:docGrid w:linePitch="360"/>
     </w:sectPr>
@@ -364,12 +869,18 @@
       <w:lvlText w:val="[%1]"/>
       <w:lvlJc w:val="left"/>
       <w:pPr>
-        <w:ind w:left="360" w:hanging="360"/>
+        <w:ind w:left="450" w:hanging="300"/>
       </w:pPr>
     </w:lvl>
   </w:abstractNum>
   <w:num w:numId="1">
     <w:abstractNumId w:val="1"/>
+    <w:lvlOverride w:ilvl="0">
+      <w:startOverride w:val="1"/>
+    </w:lvlOverride>
+  </w:num>
+  <w:num w:numId="2">
+    <w:abstractNumId w:val="2"/>
     <w:lvlOverride w:ilvl="0">
       <w:startOverride w:val="1"/>
     </w:lvlOverride>
@@ -380,7 +891,13 @@
 <file path=word/styles.xml><?xml version="1.0" encoding="utf-8"?>
 <w:styles xmlns:mc="http://schemas.openxmlformats.org/markup-compatibility/2006" xmlns:r="http://schemas.openxmlformats.org/officeDocument/2006/relationships" xmlns:w="http://schemas.openxmlformats.org/wordprocessingml/2006/main" xmlns:w14="http://schemas.microsoft.com/office/word/2010/wordml" xmlns:w15="http://schemas.microsoft.com/office/word/2012/wordml" mc:Ignorable="w14 w15">
   <w:docDefaults>
-    <w:rPrDefault/>
+    <w:rPrDefault>
+      <w:rPr>
+        <w:rFonts w:ascii="Calibri" w:cs="Calibri" w:eastAsia="Calibri" w:hAnsi="Calibri"/>
+        <w:sz w:val="22"/>
+        <w:szCs w:val="22"/>
+      </w:rPr>
+    </w:rPrDefault>
     <w:pPrDefault/>
   </w:docDefaults>
   <w:style w:type="paragraph" w:styleId="Title">
